--- a/paper_data/Manuscript_ISR.docx
+++ b/paper_data/Manuscript_ISR.docx
@@ -23,7 +23,7 @@
         <w:pStyle w:val="FirstParagraph"/>
       </w:pPr>
       <w:r>
-        <w:t xml:space="preserve">Organizations increasingly deploy systems built on large language models and are expected to refresh them as the world drifts away from their training data, yet little is known about whether maintainers actually refresh in response to degradation. Borrowing the distinction between state-dependent and time-dependent adjustment from the economics of price setting, we derive from a Poisson model of accumulating errors what each kind of refresh rule implies for bug-report rates, release hazards, and the response of releases to error signals. We test these implications on weekly issue and release histories for 19 widely used open-source repositories (3,432 repository-weeks; 2,456 releases). Bug reports do not rise with the time since the last release once issue volume is controlled, release probabilities do not respond to recent surges in bug reports, and only one repository has a release hazard that rises significantly with age. The raw hazard falls with age because hot-fixes cluster after a release, and regular releases follow a steady cadence. Release timing is calendar-driven, so release frequency is not evidence that degradation is being managed. The findings bear on how monitoring of AI systems should be designed and on the data that governance of deployed AI requires.</w:t>
+        <w:t xml:space="preserve">Organizations increasingly deploy systems built on large language models and are expected to refresh them as the world drifts away from their training data, yet little is known about whether maintainers actually refresh in response to degradation. Borrowing the distinction between state-dependent and time-dependent adjustment from the economics of price setting, we derive from a Poisson model of accumulating errors what each kind of refresh rule implies for bug-report rates, release hazards, and the response of releases to error signals. We test these implications on weekly issue and release histories for 19 widely used open-source repositories (3,432 repository-weeks; 2,456 releases). Bug reports do not rise with the time since the last release once issue volume is controlled, release probabilities show no significant response to recent surges in bug reports, and only one repository has a release hazard that rises significantly with age. The raw hazard falls with age because hot-fixes cluster after a release, and regular releases follow a steady cadence. Release timing is calendar-driven, so release frequency is not evidence that degradation is being managed. The findings bear on how monitoring of AI systems should be designed and on the data that governance of deployed AI requires.</w:t>
       </w:r>
     </w:p>
     <w:p>
@@ -126,7 +126,7 @@
         <w:pStyle w:val="BodyText"/>
       </w:pPr>
       <w:r>
-        <w:t xml:space="preserve">The answer to RQ1 is no. Once total issue volume is controlled, bug reports do not rise with the age of a release, and the pooled estimate is precise enough to rule out a 1 percent weekly increase. The answer to RQ3 is also no: releases do not respond to recent surges in bug reports. The answer to RQ2 is that release timing looks time-dependent. Only one repository (vLLM) has a release hazard that rises significantly with age, about what chance alone would produce among 19 tests, and the pooled slope is not distinguishable from zero. The raw hazard is highest in the week after a release, when hot-fixes are issued, and it falls afterward. Once hot-fixes are set apart, the hazard of a regular release is flat to mildly rising in the time since the last regular release, and regular releases are spaced more evenly than a constant-hazard process would space them. This is the signature of a fixed cadence (Taylor 1980) and not of random timing (Calvo 1983), and because bug reports do not accumulate, it cannot be read as a response to an error state. The price literature has met a similar pattern. Pooling units or episodes that adjust at different frequencies yields a declining hazard even when each one’s own hazard is flat (Heckman and Singer 1984), and temporary price changes such as sales dominate raw adjustment frequencies (Nakamura and Steinsson 2008). Hot-fixes play the role of sales in our data.</w:t>
+        <w:t xml:space="preserve">The answer to RQ1 is no. Once total issue volume is controlled, bug reports do not rise with the age of a release, and the pooled estimate is precise enough to rule out a 1 percent weekly increase. The answer to RQ3 is also no, with a qualification: we find no significant response of releases to recent surges in bug reports, although releases are associated with total issue volume. The answer to RQ2 is that release timing looks time-dependent. Only one repository (vLLM) has a release hazard that rises significantly with age, about what chance alone would produce among 19 tests, and the pooled slope is not distinguishable from zero. The raw hazard is highest in the week after a release, when hot-fixes are issued, and it falls afterward. Once hot-fixes are set apart, the hazard of a regular release is flat to mildly rising in the time since the last regular release, and regular releases are spaced more evenly than a constant-hazard process would space them. This is the signature of a fixed cadence (Taylor 1980) and not of random timing (Calvo 1983), and because bug reports do not accumulate, it cannot be read as a response to an error state. The price literature has met a similar pattern. Pooling units or episodes that adjust at different frequencies yields a declining hazard even when each one’s own hazard is flat (Heckman and Singer 1984), and temporary price changes such as sales dominate raw adjustment frequencies (Nakamura and Steinsson 2008). Hot-fixes play the role of sales in our data.</w:t>
       </w:r>
     </w:p>
     <w:p>
@@ -134,7 +134,7 @@
         <w:pStyle w:val="BodyText"/>
       </w:pPr>
       <w:r>
-        <w:t xml:space="preserve">The paper makes four contributions. First, it brings the distinction between state-dependent and time-dependent adjustment to the maintenance of AI software and derives, from a simple Poisson model of accumulating errors, what each class of rule implies for observable data (Section 3). Second, it connects that distinction to the information systems literature on maintenance, which describes what maintenance consists of and what drives its cost but has not tested whether the timing of maintenance responds to measured deterioration (Section 2.2). Third, it provides evidence from 19 repositories that release timing in this ecosystem behaves as time-dependent, that the error signature that would justify state-dependent refresh is absent, and that releases do not respond to the error signals maintainers can observe (Section 5). Fourth, it draws out implications for the design of monitoring and governance of deployed AI. Release cadence is not evidence that degradation is being managed, and detecting degradation requires data that public repositories do not contain (Section 6). A replication package accompanies the paper.</w:t>
+        <w:t xml:space="preserve">The paper makes four contributions. First, it brings the distinction between state-dependent and time-dependent adjustment to the maintenance of AI software and derives, from a simple Poisson model of accumulating errors, what each class of rule implies for observable data (Section 3). Second, it connects that distinction to the information systems literature on maintenance, which describes what maintenance consists of and what drives its cost but has not tested whether the timing of maintenance responds to measured deterioration (Section 2.2). Third, it provides evidence from 19 repositories that release timing in this ecosystem behaves as time-dependent, that the error signature that would justify state-dependent refresh is absent, and that releases show no significant response to surges in bug reports (Section 5). Fourth, it draws out implications for the design of monitoring and governance of deployed AI. Release cadence is not evidence that degradation is being managed, and detecting degradation requires data that public repositories do not contain (Section 6). A replication package accompanies the paper.</w:t>
       </w:r>
     </w:p>
     <w:p>
@@ -5207,7 +5207,7 @@
         <w:t xml:space="preserve">. We use a log link and treat the regression as Poisson quasi-maximum likelihood, which estimates the coefficients consistently as long as the conditional mean is correctly specified, even when the counts are overdispersed (Gourieroux et al. 1984). </w:t>
       </w:r>
       <w:r>
-        <w:t xml:space="preserve">Pearson dispersion statistics (the Pearson chi-square divided by the residual degrees of freedom) are close to one in most repositories (median 0.94, range 0.48 to 1.94) and exceed 1.5 only in Transformers, autogen, semantic-kernel, Ollama, and vLLM. As a robustness check we also fit negative binomial models with the same offset and trend; the pooled age slope from these models is −0.0013 (95% CI −0.009 to 0.007).</w:t>
+        <w:t xml:space="preserve">Pearson dispersion statistics (the Pearson chi-square divided by the residual degrees of freedom) are close to one in most repositories (median 0.94, range 0.48 to 1.94) and exceed 1.5 only in Transformers, autogen, semantic-kernel, Ollama, and vLLM. As a robustness check we also fit negative binomial models with the same offset and trend; the pooled age slope from these models is −0.0013 (95% CI −0.0092 to 0.0067). This is almost the same as the cycle-bootstrap Poisson estimate reported in Section 5.1 (−0.0013; −0.0091 to 0.0066), which is expected when dispersion is close to one; the two were computed separately. Poisson quasi-maximum likelihood with repository-clustered robust standard errors gives −0.0022 (−0.0102 to 0.0057).</w:t>
       </w:r>
     </w:p>
     <w:p>
@@ -5273,7 +5273,7 @@
         <w:t xml:space="preserve"> </w:t>
       </w:r>
       <w:r>
-        <w:t xml:space="preserve">For each repository-week we regress an indicator for a release on the within-repository standardized logarithm of one plus the number of bug reports in the previous week (and, in a second specification, in each of the previous three weeks), controlling for the standardized logarithm of total issues in the previous week, the age of the release capped at eight weeks, a linear time trend, and repository fixed effects, with standard errors clustered by repository. We also estimate the coefficient repository by repository and pool the estimates with the random-effects model above, and we compare release probabilities after a bug spike (a weekly bug count more than 1.5 standard deviations above the repository mean) with those in other weeks, controlling for total issues and repository fixed effects. Under H4 the coefficients are positive.</w:t>
+        <w:t xml:space="preserve">For each repository-week we regress an indicator for a release on the within-repository standardized logarithm of one plus the number of bug reports in the previous week (and, in a second specification, in each of the previous three weeks), controlling for the standardized logarithm of total issues in the previous week, the age of the release capped at eight weeks, a linear time trend, and repository fixed effects, with standard errors clustered by repository. We also estimate the coefficient repository by repository and pool the estimates with the random-effects model above, and we compare release probabilities after a bug spike (a weekly bug count more than 1.5 standard deviations above the repository mean) with those in other weeks, controlling for total issues and repository fixed effects. Because there are only 19 clusters, we also report p-values from a wild cluster bootstrap with Webb weights (Cameron, Gelbach, and Miller 2008). Under H4 the coefficients are positive.</w:t>
       </w:r>
     </w:p>
     <w:p>
@@ -5307,7 +5307,7 @@
         <w:t xml:space="preserve">τ²</w:t>
       </w:r>
       <w:r>
-        <w:t xml:space="preserve"> = 0). The estimate is precise enough to rule out, for instance, a 1 percent weekly increase in the bug rate. Eight of the 19 repository-level slopes are positive and 11 are negative. None is significantly positive at the 5 percent level and one (semantic-kernel) is significantly negative, about what chance alone would produce among 19 tests. Negative binomial estimates give a pooled slope of −0.0013 (95% CI −0.009 to 0.007), so the result does not depend on the Poisson variance assumption. H1 is not supported.</w:t>
+        <w:t xml:space="preserve"> = 0). The estimate is precise enough to rule out, for instance, a 1 percent weekly increase in the bug rate. Eight of the 19 repository-level slopes are positive and 11 are negative. None is significantly positive at the 5 percent level and one (semantic-kernel) is significantly negative, about what chance alone would produce among 19 tests. Negative binomial estimates give a pooled slope of −0.0013 (95% CI −0.0092 to 0.0067), nearly identical to the Poisson estimate because dispersion is close to one in most repositories, so the result does not depend on the Poisson variance assumption. H1 is not supported.</w:t>
       </w:r>
     </w:p>
     <w:p>
@@ -5367,7 +5367,7 @@
         <w:t xml:space="preserve"> </w:t>
       </w:r>
       <w:r>
-        <w:t xml:space="preserve">Of the 2,659 releases we collected, 45 percent are classified as hot-fixes, from none in lm-evaluation-harness and FastChat to about three quarters in Ollama and llama_index. The hot-fix hazard is concentrated in the first week after a release: 40 percent of repository-weeks at an age of one week contain a hot-fix, against 5 to 8 percent at ages of two to seven weeks. When age is measured from the last regular release, the repository-level slopes of the regular-release hazard (18 repositories; FastChat has too few regular releases) pool to 0.096 (95% CI −0.006 to 0.198; </w:t>
+        <w:t xml:space="preserve">Of the 2,659 releases in the collected histories (2,456 of them within the weekly panels; the others precede the first panel week), 45 percent are classified as hot-fixes, from none in lm-evaluation-harness and FastChat to about three quarters in Ollama and llama_index. The hot-fix hazard is concentrated in the first week after a release: 40 percent of repository-weeks at an age of one week contain a hot-fix, against 5 to 8 percent at ages of two to seven weeks. Because the seven-day condition places hot-fixes close to the previous release by construction, this concentration is not evidence in itself. Classifying by version number alone, without the seven-day condition, 58 percent of the 2,659 releases raise only the patch component of the previous version, and 77 percent of those appear within seven days of the previous release (median three days). The share of releases that are patch-only falls from 64 percent when the previous release is less than a week old to between 24 and 37 percent when it is five or more weeks old. When age is measured from the last regular release, the repository-level slopes of the regular-release hazard (18 repositories; FastChat has too few regular releases) pool to 0.096 (95% CI −0.006 to 0.198; </w:t>
       </w:r>
       <w:r>
         <w:rPr>
@@ -5377,7 +5377,7 @@
         <w:t xml:space="preserve">τ²</w:t>
       </w:r>
       <w:r>
-        <w:t xml:space="preserve"> = 0.030). Five are significantly positive (diffusers, peft, Transformers, Ollama, and vLLM) and one is significantly negative. In the pooled data, by contrast, the share of repository-weeks with a regular release falls from 0.37 at two weeks to 0.26 at seven weeks, because repositories that release often leave the sample at risk early. This is the dynamic selection described by Heckman and Singer (1984). Within repositories the regular hazard is flat to mildly rising, which is what a fixed cadence implies (Section 3.2).</w:t>
+        <w:t xml:space="preserve"> = 0.030). Five are significantly positive (diffusers, peft, Transformers, Ollama, and vLLM) and one is significantly negative. In the pooled data, by contrast, the share of repository-weeks with a regular release falls from 0.37 at two weeks to 0.26 at seven weeks, because repositories that release often leave the sample at risk early. This is the dynamic selection described by Heckman and Singer (1984). Within repositories the regular hazard is flat to mildly rising, which is what a fixed cadence implies (Section 3.3).</w:t>
       </w:r>
     </w:p>
     <w:p>
@@ -5447,7 +5447,7 @@
         <w:pStyle w:val="Heading3"/>
       </w:pPr>
       <w:r>
-        <w:t xml:space="preserve">5.3 RQ3: Releases do not respond to recent bug surges</w:t>
+        <w:t xml:space="preserve">5.3 RQ3: Releases show no significant response to recent bug surges</w:t>
       </w:r>
     </w:p>
     <w:p>
@@ -5455,7 +5455,7 @@
         <w:pStyle w:val="FirstParagraph"/>
       </w:pPr>
       <w:r>
-        <w:t xml:space="preserve">The probability of a release does not respond to the error signal that a maintainer can observe. For each standard deviation of the previous week’s bug count, the log-odds of a release in a given week rise by 0.147 (clustered standard error 0.122; p = 0.23), controlling for total issues, age, a time trend, and repository fixed effects. With three lags, the coefficients are 0.088, 0.068, and 0.074 (standard errors 0.109, 0.072, and 0.059), and none is significant; the average of the three lags gives 0.226 (0.132; p = 0.09). The share of issues that are bug reports has a coefficient of 0.021 (0.083), and restricting the sample to weeks beyond the first week after a release gives 0.095 (0.141). Repository by repository, the pooled coefficient is −0.048 (95% CI −0.248 to 0.151); eight of the 19 estimates are positive, one (autogen) is significantly positive, and one (openai-python) is significantly negative.</w:t>
+        <w:t xml:space="preserve">We find no significant response of the release probability to the error signal that a maintainer can observe, although the estimates are positive and the data cannot rule out a modest response. For each standard deviation of the previous week’s bug count, the log-odds of a release in a given week rise by 0.147 (clustered standard error 0.122; p = 0.23), controlling for total issues, age, a time trend, and repository fixed effects. With three lags, the coefficients are 0.088, 0.068, and 0.074 (standard errors 0.109, 0.072, and 0.059), and none is significant; the average of the three lags gives 0.226 (0.132; p = 0.09), the largest of the estimates. With only 19 clusters, we also report p-values from a wild cluster bootstrap with Webb weights (9,999 draws; Cameron, Gelbach, and Miller 2008): 0.28 for the one-week lag, 0.15 for the three-week average, and 0.45 for the one-week lag when two further lags are included. The share of issues that are bug reports has a coefficient of 0.021 (0.083), and restricting the sample to weeks beyond the first week after a release gives 0.095 (0.141). Repository by repository, the pooled coefficient is −0.048 (95% CI −0.248 to 0.151); eight of the 19 estimates are positive, one (autogen) is significantly positive, and one (openai-python) is significantly negative.</w:t>
       </w:r>
     </w:p>
     <w:p>
@@ -5463,7 +5463,7 @@
         <w:pStyle w:val="FirstParagraph"/>
       </w:pPr>
       <w:r>
-        <w:t xml:space="preserve">The comparison around bug spikes gives the same answer. The release probability in the following week is 43 percent after a spike (175 spikes) and 40 percent in other weeks, and the difference is not significant after controls (log-odds −0.05; standard error 0.25). The coefficients at horizons of one to four weeks are −0.050, −0.140, −0.083, and 0.309, with standard errors of 0.251, 0.285, 0.189, and 0.230. Releases are instead associated with total issue volume: a standard deviation more issues in the previous week raises the log-odds of a release by 0.25 (0.11; p = 0.025). This is what one would expect if maintainers respond to overall activity and attention and not to defects as such, although we do not test that interpretation. H4 is not supported. The test is more demanding than the age profile, because it asks whether the observable state moves releases, which state dependence requires.</w:t>
+        <w:t xml:space="preserve">The comparison around bug spikes gives the same answer. The release probability in the following week is 43 percent after a spike (175 spikes) and 40 percent in other weeks, and the difference is not significant after controls (log-odds −0.05; standard error 0.25). The coefficients at horizons of one to four weeks are −0.050, −0.140, −0.083, and 0.309, with standard errors of 0.251, 0.285, 0.189, and 0.230. Releases are instead associated with total issue volume: a standard deviation more issues in the previous week raises the log-odds of a release by 0.25 (0.11; p = 0.025; wild cluster bootstrap p = 0.010). This is what one would expect if maintainers respond to overall activity and attention and not to defects as such, although we do not test that interpretation. H4 is not supported. The test is more demanding than the age profile, because it asks whether the observable state moves releases, which state dependence requires.</w:t>
       </w:r>
     </w:p>
     <w:p>
@@ -5663,7 +5663,7 @@
         <w:pStyle w:val="FirstParagraph"/>
       </w:pPr>
       <w:r>
-        <w:t xml:space="preserve">We asked whether release timing in the open-source LLM ecosystem follows a state-dependent rule, in which accumulating degradation triggers a refresh, or a time-dependent rule, in which it does not. In 19 repositories, bug reports do not rise with the age of a release once total issue volume is controlled, releases do not respond to recent surges in bug reports, and the release hazard rises significantly with age in only one of them. The decline in the raw pooled hazard reflects hot-fixes and differences in release frequency, as in price-change data, and regular releases follow a steady cadence. Release timing in this ecosystem is time-dependent. The finding implies that release cadence should not be read as evidence that degradation is managed, and that detecting and correcting degradation requires performance data that public repositories do not contain. We hope that the replication package helps others with better-instrumented data, such as operators’ own error logs and refresh histories, to test whether the maintenance of deployed AI systems is state-dependent.</w:t>
+        <w:t xml:space="preserve">We asked whether release timing in the open-source LLM ecosystem follows a state-dependent rule, in which accumulating degradation triggers a refresh, or a time-dependent rule, in which it does not. In 19 repositories, bug reports do not rise with the age of a release once total issue volume is controlled, releases show no significant response to recent surges in bug reports, and the release hazard rises significantly with age in only one of them. The decline in the raw pooled hazard reflects hot-fixes and differences in release frequency, as in price-change data, and regular releases follow a steady cadence. Release timing in this ecosystem is time-dependent. The finding implies that release cadence should not be read as evidence that degradation is managed, and that detecting and correcting degradation requires performance data that public repositories do not contain. We hope that the replication package helps others with better-instrumented data, such as operators’ own error logs and refresh histories, to test whether the maintenance of deployed AI systems is state-dependent.</w:t>
       </w:r>
     </w:p>
     <w:p>
@@ -7020,6 +7020,14 @@
       </w:r>
       <w:r>
         <w:t xml:space="preserve">, 12(3), 383–398.</w:t>
+      </w:r>
+    </w:p>
+    <w:p>
+      <w:pPr>
+        <w:pStyle w:val="Bibliography"/>
+      </w:pPr>
+      <w:r>
+        <w:t xml:space="preserve">Cameron, A. C., Gelbach, J. B., and Miller, D. L. (2008). Bootstrap-based improvements for inference with clustered errors. Review of Economics and Statistics, 90(3), 414–427.</w:t>
       </w:r>
     </w:p>
     <w:p>
